--- a/英美编制/步兵师/美式标准师1944.docx
+++ b/英美编制/步兵师/美式标准师1944.docx
@@ -7082,7 +7082,16 @@
           <w:rFonts w:hint="eastAsia"/>
           <w:lang w:val="en-US" w:eastAsia="zh-CN"/>
         </w:rPr>
-        <w:t>指挥组（连长、副连长、联络兼气象官、通讯军士、连文书、气象专家、号手兼传令兵）</w:t>
+        <w:t>指挥组（连长、</w:t>
+      </w:r>
+      <w:bookmarkStart w:id="0" w:name="_GoBack"/>
+      <w:bookmarkEnd w:id="0"/>
+      <w:r>
+        <w:rPr>
+          <w:rFonts w:hint="eastAsia"/>
+          <w:lang w:val="en-US" w:eastAsia="zh-CN"/>
+        </w:rPr>
+        <w:t>副连长、联络兼气象官、通讯军士、连文书、气象专家、号手兼传令兵）</w:t>
       </w:r>
     </w:p>
     <w:p>
@@ -7134,7 +7143,7 @@
           <w:rFonts w:hint="eastAsia"/>
           <w:lang w:val="en-US" w:eastAsia="zh-CN"/>
         </w:rPr>
-        <w:t>迫击炮排一 29人</w:t>
+        <w:t>加农炮排一 29人</w:t>
       </w:r>
     </w:p>
     <w:p>
@@ -7235,7 +7244,7 @@
           <w:rFonts w:hint="eastAsia"/>
           <w:lang w:val="en-US" w:eastAsia="zh-CN"/>
         </w:rPr>
-        <w:t>迫击炮排二 29人</w:t>
+        <w:t>加农炮排二 29人</w:t>
       </w:r>
     </w:p>
     <w:p>
@@ -7253,7 +7262,7 @@
           <w:rFonts w:hint="eastAsia"/>
           <w:lang w:val="en-US" w:eastAsia="zh-CN"/>
         </w:rPr>
-        <w:t>迫击炮排三 29人</w:t>
+        <w:t>加农炮排三 29人</w:t>
       </w:r>
     </w:p>
     <w:p>
@@ -7855,8 +7864,6 @@
         </w:rPr>
         <w:t>担架小队 12人</w:t>
       </w:r>
-      <w:bookmarkStart w:id="0" w:name="_GoBack"/>
-      <w:bookmarkEnd w:id="0"/>
     </w:p>
     <w:p>
       <w:pPr>
